--- a/01-6个主号内容创作/引流小号_发布文案/引流小号_第29-35篇.docx
+++ b/01-6个主号内容创作/引流小号_发布文案/引流小号_第29-35篇.docx
@@ -3,421 +3,602 @@
 <w:document xmlns:wpc="http://schemas.microsoft.com/office/word/2010/wordprocessingCanvas" xmlns:mo="http://schemas.microsoft.com/office/mac/office/2008/main" xmlns:mc="http://schemas.openxmlformats.org/markup-compatibility/2006" xmlns:mv="urn:schemas-microsoft-com:mac:vml" xmlns:o="urn:schemas-microsoft-com:office:office" xmlns:r="http://schemas.openxmlformats.org/officeDocument/2006/relationships" xmlns:m="http://schemas.openxmlformats.org/officeDocument/2006/math" xmlns:v="urn:schemas-microsoft-com:vml" xmlns:wp14="http://schemas.microsoft.com/office/word/2010/wordprocessingDrawing" xmlns:wp="http://schemas.openxmlformats.org/drawingml/2006/wordprocessingDrawing" xmlns:w10="urn:schemas-microsoft-com:office:word" xmlns:w="http://schemas.openxmlformats.org/wordprocessingml/2006/main" xmlns:w14="http://schemas.microsoft.com/office/word/2010/wordml" xmlns:wpg="http://schemas.microsoft.com/office/word/2010/wordprocessingGroup" xmlns:wpi="http://schemas.microsoft.com/office/word/2010/wordprocessingInk" xmlns:wne="http://schemas.microsoft.com/office/word/2006/wordml" xmlns:wps="http://schemas.microsoft.com/office/word/2010/wordprocessingShape" mc:Ignorable="w14 wp14">
   <w:body>
     <w:p>
-      <w:pPr>
-        <w:pStyle w:val="Title"/>
-      </w:pPr>
       <w:r>
-        <w:t>引流小号文案 第29-35篇</w:t>
+        <w:rPr>
+          <w:b/>
+          <w:sz w:val="28"/>
+        </w:rPr>
+        <w:t>第29篇</w:t>
       </w:r>
     </w:p>
     <w:p>
-      <w:pPr>
-        <w:pStyle w:val="Heading1"/>
-      </w:pPr>
       <w:r>
-        <w:t>29. 账号：14芳芳财会|沈小辉</w:t>
+        <w:rPr>
+          <w:sz w:val="24"/>
+        </w:rPr>
+        <w:t>距考试一个月了🗓️</w:t>
+      </w:r>
+    </w:p>
+    <w:p>
+      <w:r>
+        <w:rPr>
+          <w:sz w:val="24"/>
+        </w:rPr>
+        <w:t>突然发现啥都想不起来</w:t>
+      </w:r>
+    </w:p>
+    <w:p>
+      <w:r>
+        <w:rPr>
+          <w:sz w:val="24"/>
+        </w:rPr>
+      </w:r>
+    </w:p>
+    <w:p>
+      <w:r>
+        <w:rPr>
+          <w:sz w:val="24"/>
+        </w:rPr>
+        <w:t>明明之前看了好几遍</w:t>
+      </w:r>
+    </w:p>
+    <w:p>
+      <w:r>
+        <w:rPr>
+          <w:sz w:val="24"/>
+        </w:rPr>
+        <w:t>但坐下来一片空白😱</w:t>
+      </w:r>
+    </w:p>
+    <w:p>
+      <w:r>
+        <w:rPr>
+          <w:sz w:val="24"/>
+        </w:rPr>
+      </w:r>
+    </w:p>
+    <w:p>
+      <w:r>
+        <w:rPr>
+          <w:sz w:val="24"/>
+        </w:rPr>
+        <w:t>换成诗雨漫画笔记重新过一遍</w:t>
+      </w:r>
+    </w:p>
+    <w:p>
+      <w:r>
+        <w:rPr>
+          <w:sz w:val="24"/>
+        </w:rPr>
+        <w:t>图解记忆，好歹找回一些感觉</w:t>
+      </w:r>
+    </w:p>
+    <w:p>
+      <w:r>
+        <w:rPr>
+          <w:sz w:val="24"/>
+        </w:rPr>
+        <w:t>#会计 #中级会计 #中级会计备考 #注会cpa #财会 #考前冲刺 #备考焦虑 #诗雨会计</w:t>
+      </w:r>
+    </w:p>
+    <w:p>
+      <w:r>
+        <w:br w:type="page"/>
       </w:r>
     </w:p>
     <w:p>
       <w:r>
         <w:rPr>
           <w:b/>
+          <w:sz w:val="28"/>
         </w:rPr>
-        <w:t>标题：</w:t>
-      </w:r>
-      <w:r>
-        <w:t>考前一个月突然觉得全都忘了</w:t>
-      </w:r>
-    </w:p>
-    <w:p/>
-    <w:p>
-      <w:r>
-        <w:t>正文：</w:t>
+        <w:t>第30篇</w:t>
       </w:r>
     </w:p>
     <w:p>
       <w:r>
-        <w:t>距考试一个月了🗓️</w:t>
-        <w:br/>
-        <w:t>突然发现啥都想不起来</w:t>
-        <w:br/>
-        <w:br/>
-        <w:t>明明之前看了好几遍</w:t>
-        <w:br/>
-        <w:t>但坐下来一片空白😱</w:t>
-        <w:br/>
-        <w:br/>
-        <w:t>换成诗雨漫画笔记重新过一遍</w:t>
-        <w:br/>
-        <w:t>图解记忆，好歹找回一些感觉</w:t>
-      </w:r>
-    </w:p>
-    <w:p/>
-    <w:p>
-      <w:r>
-        <w:t>话题：#会计 #中级会计 #中级会计备考 #注会cpa #财会 #考前冲刺 #备考焦虑 #诗雨会计</w:t>
+        <w:rPr>
+          <w:sz w:val="24"/>
+        </w:rPr>
+        <w:t>会计公式那么多，背完这个忘那个📝</w:t>
       </w:r>
     </w:p>
     <w:p>
       <w:r>
-        <w:t>账号：14芳芳财会|沈小辉</w:t>
+        <w:rPr>
+          <w:sz w:val="24"/>
+        </w:rPr>
+        <w:t>考前感觉全是新知识</w:t>
       </w:r>
     </w:p>
     <w:p>
       <w:r>
-        <w:t>——————————————————————————————</w:t>
+        <w:rPr>
+          <w:sz w:val="24"/>
+        </w:rPr>
       </w:r>
     </w:p>
     <w:p>
-      <w:pPr>
-        <w:pStyle w:val="Heading1"/>
-      </w:pPr>
       <w:r>
-        <w:t>30. 账号：14芳芳财会|孙青5263</w:t>
+        <w:rPr>
+          <w:sz w:val="24"/>
+        </w:rPr>
+        <w:t>明明背过三遍的公式😭</w:t>
+      </w:r>
+    </w:p>
+    <w:p>
+      <w:r>
+        <w:rPr>
+          <w:sz w:val="24"/>
+        </w:rPr>
+        <w:t>下笔就卡住了</w:t>
+      </w:r>
+    </w:p>
+    <w:p>
+      <w:r>
+        <w:rPr>
+          <w:sz w:val="24"/>
+        </w:rPr>
+      </w:r>
+    </w:p>
+    <w:p>
+      <w:r>
+        <w:rPr>
+          <w:sz w:val="24"/>
+        </w:rPr>
+        <w:t>后来配诗雨漫画笔记理解着背</w:t>
+      </w:r>
+    </w:p>
+    <w:p>
+      <w:r>
+        <w:rPr>
+          <w:sz w:val="24"/>
+        </w:rPr>
+        <w:t>推导一下，比硬背留得住</w:t>
+      </w:r>
+    </w:p>
+    <w:p>
+      <w:r>
+        <w:rPr>
+          <w:sz w:val="24"/>
+        </w:rPr>
+        <w:t>#会计 #中级会计 #中级会计备考 #注会cpa #财会 #备考方法 #考前冲刺 #诗雨会计</w:t>
+      </w:r>
+    </w:p>
+    <w:p>
+      <w:r>
+        <w:br w:type="page"/>
       </w:r>
     </w:p>
     <w:p>
       <w:r>
         <w:rPr>
           <w:b/>
+          <w:sz w:val="28"/>
         </w:rPr>
-        <w:t>标题：</w:t>
-      </w:r>
-      <w:r>
-        <w:t>公式背完第二天就忘了咋整</w:t>
-      </w:r>
-    </w:p>
-    <w:p/>
-    <w:p>
-      <w:r>
-        <w:t>正文：</w:t>
+        <w:t>第31篇</w:t>
       </w:r>
     </w:p>
     <w:p>
       <w:r>
-        <w:t>会计公式那么多，背完这个忘那个📝</w:t>
-        <w:br/>
-        <w:t>考前感觉全是新知识</w:t>
-        <w:br/>
-        <w:br/>
-        <w:t>明明背过三遍的公式😭</w:t>
-        <w:br/>
-        <w:t>下笔就卡住了</w:t>
-        <w:br/>
-        <w:br/>
-        <w:t>后来配诗雨漫画笔记理解着背</w:t>
-        <w:br/>
-        <w:t>推导一下，比硬背留得住</w:t>
-      </w:r>
-    </w:p>
-    <w:p/>
-    <w:p>
-      <w:r>
-        <w:t>话题：#会计 #中级会计 #中级会计备考 #注会cpa #财会 #备考方法 #考前冲刺 #诗雨会计</w:t>
+        <w:rPr>
+          <w:sz w:val="24"/>
+        </w:rPr>
+        <w:t>备考最难熬的不是刷题</w:t>
       </w:r>
     </w:p>
     <w:p>
       <w:r>
-        <w:t>账号：14芳芳财会|孙青5263</w:t>
+        <w:rPr>
+          <w:sz w:val="24"/>
+        </w:rPr>
+        <w:t>是家人每天在旁边问进度😮‍💨</w:t>
       </w:r>
     </w:p>
     <w:p>
       <w:r>
-        <w:t>——————————————————————————————</w:t>
+        <w:rPr>
+          <w:sz w:val="24"/>
+        </w:rPr>
       </w:r>
     </w:p>
     <w:p>
-      <w:pPr>
-        <w:pStyle w:val="Heading1"/>
-      </w:pPr>
       <w:r>
-        <w:t>31. 账号：14芳芳财会|橙子学会计</w:t>
+        <w:rPr>
+          <w:sz w:val="24"/>
+        </w:rPr>
+        <w:t>「看了没」「能过吗」「报个班嘛」</w:t>
+      </w:r>
+    </w:p>
+    <w:p>
+      <w:r>
+        <w:rPr>
+          <w:sz w:val="24"/>
+        </w:rPr>
+        <w:t>我：……</w:t>
+      </w:r>
+    </w:p>
+    <w:p>
+      <w:r>
+        <w:rPr>
+          <w:sz w:val="24"/>
+        </w:rPr>
+      </w:r>
+    </w:p>
+    <w:p>
+      <w:r>
+        <w:rPr>
+          <w:sz w:val="24"/>
+        </w:rPr>
+        <w:t>后来拿诗雨漫画笔记给他们看</w:t>
+      </w:r>
+    </w:p>
+    <w:p>
+      <w:r>
+        <w:rPr>
+          <w:sz w:val="24"/>
+        </w:rPr>
+        <w:t>看起来挺努力，问少了😅</w:t>
+      </w:r>
+    </w:p>
+    <w:p>
+      <w:r>
+        <w:rPr>
+          <w:sz w:val="24"/>
+        </w:rPr>
+        <w:t>#会计 #中级会计 #中级会计备考 #注会cpa #财会 #备考日记 #上班族备考 #诗雨会计</w:t>
+      </w:r>
+    </w:p>
+    <w:p>
+      <w:r>
+        <w:br w:type="page"/>
       </w:r>
     </w:p>
     <w:p>
       <w:r>
         <w:rPr>
           <w:b/>
+          <w:sz w:val="28"/>
         </w:rPr>
-        <w:t>标题：</w:t>
-      </w:r>
-      <w:r>
-        <w:t>家人每天问备考到哪了真的烦</w:t>
-      </w:r>
-    </w:p>
-    <w:p/>
-    <w:p>
-      <w:r>
-        <w:t>正文：</w:t>
+        <w:t>第32篇</w:t>
       </w:r>
     </w:p>
     <w:p>
       <w:r>
-        <w:t>备考最难熬的不是刷题</w:t>
-        <w:br/>
-        <w:t>是家人每天在旁边问进度😮‍💨</w:t>
-        <w:br/>
-        <w:br/>
-        <w:t>「看了没」「能过吗」「报个班嘛」</w:t>
-        <w:br/>
-        <w:t>我：……</w:t>
-        <w:br/>
-        <w:br/>
-        <w:t>后来拿诗雨漫画笔记给他们看</w:t>
-        <w:br/>
-        <w:t>看起来挺努力，问少了😅</w:t>
-      </w:r>
-    </w:p>
-    <w:p/>
-    <w:p>
-      <w:r>
-        <w:t>话题：#会计 #中级会计 #中级会计备考 #注会cpa #财会 #备考日记 #上班族备考 #诗雨会计</w:t>
+        <w:rPr>
+          <w:sz w:val="24"/>
+        </w:rPr>
+        <w:t>刷小红书刷到别人的备考打卡😶</w:t>
       </w:r>
     </w:p>
     <w:p>
       <w:r>
-        <w:t>账号：14芳芳财会|橙子学会计</w:t>
+        <w:rPr>
+          <w:sz w:val="24"/>
+        </w:rPr>
+        <w:t>每天5点起，刷几百题，背几十页</w:t>
       </w:r>
     </w:p>
     <w:p>
       <w:r>
-        <w:t>——————————————————————————————</w:t>
+        <w:rPr>
+          <w:sz w:val="24"/>
+        </w:rPr>
       </w:r>
     </w:p>
     <w:p>
-      <w:pPr>
-        <w:pStyle w:val="Heading1"/>
-      </w:pPr>
       <w:r>
-        <w:t>32. 账号：14芳芳财会|新老婆</w:t>
+        <w:rPr>
+          <w:sz w:val="24"/>
+        </w:rPr>
+        <w:t>我：今天只翻了封面</w:t>
+      </w:r>
+    </w:p>
+    <w:p>
+      <w:r>
+        <w:rPr>
+          <w:sz w:val="24"/>
+        </w:rPr>
+        <w:t>焦虑到直接关掉手机😩</w:t>
+      </w:r>
+    </w:p>
+    <w:p>
+      <w:r>
+        <w:rPr>
+          <w:sz w:val="24"/>
+        </w:rPr>
+      </w:r>
+    </w:p>
+    <w:p>
+      <w:r>
+        <w:rPr>
+          <w:sz w:val="24"/>
+        </w:rPr>
+        <w:t>后来换成诗雨漫画笔记随便翻</w:t>
+      </w:r>
+    </w:p>
+    <w:p>
+      <w:r>
+        <w:rPr>
+          <w:sz w:val="24"/>
+        </w:rPr>
+        <w:t>翻了就算学了，不对比了</w:t>
+      </w:r>
+    </w:p>
+    <w:p>
+      <w:r>
+        <w:rPr>
+          <w:sz w:val="24"/>
+        </w:rPr>
+        <w:t>#会计 #中级会计 #中级会计备考 #注会cpa #财会 #备考焦虑 #备考日记 #诗雨会计</w:t>
+      </w:r>
+    </w:p>
+    <w:p>
+      <w:r>
+        <w:br w:type="page"/>
       </w:r>
     </w:p>
     <w:p>
       <w:r>
         <w:rPr>
           <w:b/>
+          <w:sz w:val="28"/>
         </w:rPr>
-        <w:t>标题：</w:t>
-      </w:r>
-      <w:r>
-        <w:t>刷到别人备考打卡笔记开始慌了</w:t>
-      </w:r>
-    </w:p>
-    <w:p/>
-    <w:p>
-      <w:r>
-        <w:t>正文：</w:t>
+        <w:t>第33篇</w:t>
       </w:r>
     </w:p>
     <w:p>
       <w:r>
-        <w:t>刷小红书刷到别人的备考打卡😶</w:t>
-        <w:br/>
-        <w:t>每天5点起，刷几百题，背几十页</w:t>
-        <w:br/>
-        <w:br/>
-        <w:t>我：今天只翻了封面</w:t>
-        <w:br/>
-        <w:t>焦虑到直接关掉手机😩</w:t>
-        <w:br/>
-        <w:br/>
-        <w:t>后来换成诗雨漫画笔记随便翻</w:t>
-        <w:br/>
-        <w:t>翻了就算学了，不对比了</w:t>
-      </w:r>
-    </w:p>
-    <w:p/>
-    <w:p>
-      <w:r>
-        <w:t>话题：#会计 #中级会计 #中级会计备考 #注会cpa #财会 #备考焦虑 #备考日记 #诗雨会计</w:t>
+        <w:rPr>
+          <w:sz w:val="24"/>
+        </w:rPr>
+        <w:t>出差一周，临行前发誓要抓紧学✈️</w:t>
       </w:r>
     </w:p>
     <w:p>
       <w:r>
-        <w:t>账号：14芳芳财会|新老婆</w:t>
+        <w:rPr>
+          <w:sz w:val="24"/>
+        </w:rPr>
+        <w:t>结果每天到酒店已经快十二点了</w:t>
       </w:r>
     </w:p>
     <w:p>
       <w:r>
-        <w:t>——————————————————————————————</w:t>
+        <w:rPr>
+          <w:sz w:val="24"/>
+        </w:rPr>
       </w:r>
     </w:p>
     <w:p>
-      <w:pPr>
-        <w:pStyle w:val="Heading1"/>
-      </w:pPr>
       <w:r>
-        <w:t>33. 账号：14芳芳财会|孙玲小红书</w:t>
+        <w:rPr>
+          <w:sz w:val="24"/>
+        </w:rPr>
+        <w:t>回来翻开教材，全陌生了😔</w:t>
+      </w:r>
+    </w:p>
+    <w:p>
+      <w:r>
+        <w:rPr>
+          <w:sz w:val="24"/>
+        </w:rPr>
+        <w:t>这一周等于白学</w:t>
+      </w:r>
+    </w:p>
+    <w:p>
+      <w:r>
+        <w:rPr>
+          <w:sz w:val="24"/>
+        </w:rPr>
+      </w:r>
+    </w:p>
+    <w:p>
+      <w:r>
+        <w:rPr>
+          <w:sz w:val="24"/>
+        </w:rPr>
+        <w:t>拿诗雨漫画笔记翻了翻</w:t>
+      </w:r>
+    </w:p>
+    <w:p>
+      <w:r>
+        <w:rPr>
+          <w:sz w:val="24"/>
+        </w:rPr>
+        <w:t>图解版，捡起来快一点</w:t>
+      </w:r>
+    </w:p>
+    <w:p>
+      <w:r>
+        <w:rPr>
+          <w:sz w:val="24"/>
+        </w:rPr>
+        <w:t>#会计 #中级会计 #中级会计备考 #注会cpa #财会 #上班族备考 #备考日记 #诗雨会计</w:t>
+      </w:r>
+    </w:p>
+    <w:p>
+      <w:r>
+        <w:br w:type="page"/>
       </w:r>
     </w:p>
     <w:p>
       <w:r>
         <w:rPr>
           <w:b/>
+          <w:sz w:val="28"/>
         </w:rPr>
-        <w:t>标题：</w:t>
-      </w:r>
-      <w:r>
-        <w:t>出差一周回来完全不知从哪接着学</w:t>
-      </w:r>
-    </w:p>
-    <w:p/>
-    <w:p>
-      <w:r>
-        <w:t>正文：</w:t>
+        <w:t>第34篇</w:t>
       </w:r>
     </w:p>
     <w:p>
       <w:r>
-        <w:t>出差一周，临行前发誓要抓紧学✈️</w:t>
-        <w:br/>
-        <w:t>结果每天到酒店已经快十二点了</w:t>
-        <w:br/>
-        <w:br/>
-        <w:t>回来翻开教材，全陌生了😔</w:t>
-        <w:br/>
-        <w:t>这一周等于白学</w:t>
-        <w:br/>
-        <w:br/>
-        <w:t>拿诗雨漫画笔记翻了翻</w:t>
-        <w:br/>
-        <w:t>图解版，捡起来快一点</w:t>
-      </w:r>
-    </w:p>
-    <w:p/>
-    <w:p>
-      <w:r>
-        <w:t>话题：#会计 #中级会计 #中级会计备考 #注会cpa #财会 #上班族备考 #备考日记 #诗雨会计</w:t>
+        <w:rPr>
+          <w:sz w:val="24"/>
+        </w:rPr>
+        <w:t>踏踏实实看了两个月教材💪</w:t>
       </w:r>
     </w:p>
     <w:p>
       <w:r>
-        <w:t>账号：14芳芳财会|孙玲小红书</w:t>
+        <w:rPr>
+          <w:sz w:val="24"/>
+        </w:rPr>
+        <w:t>感觉掌握得差不多了</w:t>
       </w:r>
     </w:p>
     <w:p>
       <w:r>
-        <w:t>——————————————————————————————</w:t>
+        <w:rPr>
+          <w:sz w:val="24"/>
+        </w:rPr>
       </w:r>
     </w:p>
     <w:p>
-      <w:pPr>
-        <w:pStyle w:val="Heading1"/>
-      </w:pPr>
       <w:r>
-        <w:t>34. 账号：14芳芳财会|爹爹</w:t>
+        <w:rPr>
+          <w:sz w:val="24"/>
+        </w:rPr>
+        <w:t>做模拟题：第一题就卡住</w:t>
+      </w:r>
+    </w:p>
+    <w:p>
+      <w:r>
+        <w:rPr>
+          <w:sz w:val="24"/>
+        </w:rPr>
+        <w:t>全程靠蒙😶</w:t>
+      </w:r>
+    </w:p>
+    <w:p>
+      <w:r>
+        <w:rPr>
+          <w:sz w:val="24"/>
+        </w:rPr>
+      </w:r>
+    </w:p>
+    <w:p>
+      <w:r>
+        <w:rPr>
+          <w:sz w:val="24"/>
+        </w:rPr>
+        <w:t>后来才知道，看书不等于会做题😵</w:t>
+      </w:r>
+    </w:p>
+    <w:p>
+      <w:r>
+        <w:rPr>
+          <w:sz w:val="24"/>
+        </w:rPr>
+        <w:t>换诗雨漫画笔记配着习题一起走</w:t>
+      </w:r>
+    </w:p>
+    <w:p>
+      <w:r>
+        <w:rPr>
+          <w:sz w:val="24"/>
+        </w:rPr>
+        <w:t>找到感觉了</w:t>
+      </w:r>
+    </w:p>
+    <w:p>
+      <w:r>
+        <w:rPr>
+          <w:sz w:val="24"/>
+        </w:rPr>
+        <w:t>#会计 #中级会计 #中级会计备考 #注会cpa #财会 #刷题 #备考方法 #诗雨会计</w:t>
+      </w:r>
+    </w:p>
+    <w:p>
+      <w:r>
+        <w:br w:type="page"/>
       </w:r>
     </w:p>
     <w:p>
       <w:r>
         <w:rPr>
           <w:b/>
+          <w:sz w:val="28"/>
         </w:rPr>
-        <w:t>标题：</w:t>
-      </w:r>
-      <w:r>
-        <w:t>备考两个月才发现全看了个寂寞</w:t>
-      </w:r>
-    </w:p>
-    <w:p/>
-    <w:p>
-      <w:r>
-        <w:t>正文：</w:t>
-      </w:r>
-    </w:p>
-    <w:p>
-      <w:r>
-        <w:t>踏踏实实看了两个月教材💪</w:t>
-        <w:br/>
-        <w:t>感觉掌握得差不多了</w:t>
-        <w:br/>
-        <w:br/>
-        <w:t>做模拟题：第一题就卡住</w:t>
-        <w:br/>
-        <w:t>全程靠蒙😶</w:t>
-        <w:br/>
-        <w:br/>
-        <w:t>后来才知道，看书不等于会做题😵</w:t>
-        <w:br/>
-        <w:t>换诗雨漫画笔记配着习题一起走</w:t>
-        <w:br/>
-        <w:t>找到感觉了</w:t>
-      </w:r>
-    </w:p>
-    <w:p/>
-    <w:p>
-      <w:r>
-        <w:t>话题：#会计 #中级会计 #中级会计备考 #注会cpa #财会 #刷题 #备考方法 #诗雨会计</w:t>
-      </w:r>
-    </w:p>
-    <w:p>
-      <w:r>
-        <w:t>账号：14芳芳财会|爹爹</w:t>
-      </w:r>
-    </w:p>
-    <w:p>
-      <w:r>
-        <w:t>——————————————————————————————</w:t>
-      </w:r>
-    </w:p>
-    <w:p>
-      <w:pPr>
-        <w:pStyle w:val="Heading1"/>
-      </w:pPr>
-      <w:r>
-        <w:t>35. 账号：14芳芳财会|张菊香</w:t>
+        <w:t>第35篇</w:t>
       </w:r>
     </w:p>
     <w:p>
       <w:r>
         <w:rPr>
-          <w:b/>
+          <w:sz w:val="24"/>
         </w:rPr>
-        <w:t>标题：</w:t>
-      </w:r>
-      <w:r>
-        <w:t>模拟题错了一半，还有必要继续吗</w:t>
-      </w:r>
-    </w:p>
-    <w:p/>
-    <w:p>
-      <w:r>
-        <w:t>正文：</w:t>
+        <w:t>上周做了套模拟题😩</w:t>
       </w:r>
     </w:p>
     <w:p>
       <w:r>
-        <w:t>上周做了套模拟题😩</w:t>
-        <w:br/>
+        <w:rPr>
+          <w:sz w:val="24"/>
+        </w:rPr>
         <w:t>错了一半，原来的信心全碎了</w:t>
-        <w:br/>
-        <w:br/>
-        <w:t>一度想着：要不这年别考了</w:t>
-        <w:br/>
-        <w:t>报名费都白交了也认了</w:t>
-        <w:br/>
-        <w:br/>
-        <w:t>朋友说先别急，看看哪里错的</w:t>
-        <w:br/>
-        <w:t>拿诗雨漫画笔记对着错题捋了一遍</w:t>
-        <w:br/>
-        <w:t>感觉还有救</w:t>
-      </w:r>
-    </w:p>
-    <w:p/>
-    <w:p>
-      <w:r>
-        <w:t>话题：#会计 #中级会计 #中级会计备考 #注会cpa #财会 #刷题 #考前冲刺 #诗雨会计</w:t>
       </w:r>
     </w:p>
     <w:p>
       <w:r>
-        <w:t>账号：14芳芳财会|张菊香</w:t>
+        <w:rPr>
+          <w:sz w:val="24"/>
+        </w:rPr>
       </w:r>
     </w:p>
     <w:p>
       <w:r>
-        <w:t>——————————————————————————————</w:t>
+        <w:rPr>
+          <w:sz w:val="24"/>
+        </w:rPr>
+        <w:t>一度想着：要不这年别考了</w:t>
+      </w:r>
+    </w:p>
+    <w:p>
+      <w:r>
+        <w:rPr>
+          <w:sz w:val="24"/>
+        </w:rPr>
+        <w:t>报名费都白交了也认了</w:t>
+      </w:r>
+    </w:p>
+    <w:p>
+      <w:r>
+        <w:rPr>
+          <w:sz w:val="24"/>
+        </w:rPr>
+      </w:r>
+    </w:p>
+    <w:p>
+      <w:r>
+        <w:rPr>
+          <w:sz w:val="24"/>
+        </w:rPr>
+        <w:t>朋友说先别急，看看哪里错的</w:t>
+      </w:r>
+    </w:p>
+    <w:p>
+      <w:r>
+        <w:rPr>
+          <w:sz w:val="24"/>
+        </w:rPr>
+        <w:t>拿诗雨漫画笔记对着错题捋了一遍</w:t>
+      </w:r>
+    </w:p>
+    <w:p>
+      <w:r>
+        <w:rPr>
+          <w:sz w:val="24"/>
+        </w:rPr>
+        <w:t>感觉还有救</w:t>
+      </w:r>
+    </w:p>
+    <w:p>
+      <w:r>
+        <w:rPr>
+          <w:sz w:val="24"/>
+        </w:rPr>
+        <w:t>#会计 #中级会计 #中级会计备考 #注会cpa #财会 #刷题 #考前冲刺 #诗雨会计</w:t>
       </w:r>
     </w:p>
     <w:sectPr>

--- a/01-6个主号内容创作/引流小号_发布文案/引流小号_第29-35篇.docx
+++ b/01-6个主号内容创作/引流小号_发布文案/引流小号_第29-35篇.docx
@@ -78,7 +78,7 @@
         <w:rPr>
           <w:sz w:val="24"/>
         </w:rPr>
-        <w:t>#会计 #中级会计 #中级会计备考 #注会cpa #财会 #考前冲刺 #备考焦虑 #诗雨会计</w:t>
+        <w:t>#会计 #中级会计 #中级会计备考 #注会cpa #备考焦虑 #诗雨会计</w:t>
       </w:r>
     </w:p>
     <w:p>
@@ -162,7 +162,7 @@
         <w:rPr>
           <w:sz w:val="24"/>
         </w:rPr>
-        <w:t>#会计 #中级会计 #中级会计备考 #注会cpa #财会 #备考方法 #考前冲刺 #诗雨会计</w:t>
+        <w:t>#会计 #中级会计 #中级会计备考 #注会cpa #备考方法 #诗雨会计</w:t>
       </w:r>
     </w:p>
     <w:p>
@@ -246,7 +246,7 @@
         <w:rPr>
           <w:sz w:val="24"/>
         </w:rPr>
-        <w:t>#会计 #中级会计 #中级会计备考 #注会cpa #财会 #备考日记 #上班族备考 #诗雨会计</w:t>
+        <w:t>#会计 #中级会计 #中级会计备考 #注会cpa #诗雨会计</w:t>
       </w:r>
     </w:p>
     <w:p>
@@ -330,7 +330,7 @@
         <w:rPr>
           <w:sz w:val="24"/>
         </w:rPr>
-        <w:t>#会计 #中级会计 #中级会计备考 #注会cpa #财会 #备考焦虑 #备考日记 #诗雨会计</w:t>
+        <w:t>#会计 #中级会计 #中级会计备考 #注会cpa #备考焦虑 #诗雨会计</w:t>
       </w:r>
     </w:p>
     <w:p>
@@ -414,7 +414,7 @@
         <w:rPr>
           <w:sz w:val="24"/>
         </w:rPr>
-        <w:t>#会计 #中级会计 #中级会计备考 #注会cpa #财会 #上班族备考 #备考日记 #诗雨会计</w:t>
+        <w:t>#会计 #中级会计 #中级会计备考 #注会cpa #诗雨会计</w:t>
       </w:r>
     </w:p>
     <w:p>
@@ -506,7 +506,7 @@
         <w:rPr>
           <w:sz w:val="24"/>
         </w:rPr>
-        <w:t>#会计 #中级会计 #中级会计备考 #注会cpa #财会 #刷题 #备考方法 #诗雨会计</w:t>
+        <w:t>#会计 #中级会计 #中级会计备考 #注会cpa #刷题 #备考方法 #诗雨会计</w:t>
       </w:r>
     </w:p>
     <w:p>
@@ -598,7 +598,7 @@
         <w:rPr>
           <w:sz w:val="24"/>
         </w:rPr>
-        <w:t>#会计 #中级会计 #中级会计备考 #注会cpa #财会 #刷题 #考前冲刺 #诗雨会计</w:t>
+        <w:t>#会计 #中级会计 #中级会计备考 #注会cpa #刷题 #诗雨会计</w:t>
       </w:r>
     </w:p>
     <w:sectPr>
